--- a/mps-nivel-c/oficial/04_registros/AASP_Automacao-Governanca/ATA-AASPGOV01-002_Ata-Alinhamento-Mapeamento-APIs.docx
+++ b/mps-nivel-c/oficial/04_registros/AASP_Automacao-Governanca/ATA-AASPGOV01-002_Ata-Alinhamento-Mapeamento-APIs.docx
@@ -655,7 +655,7 @@
                 <w:i w:val="0"/>
                 <w:sz w:val="20"/>
               </w:rPr>
-              <w:t>Tech Lead / Arquiteto</w:t>
+              <w:t>Tech Lead / DevOps / Arquiteto</w:t>
             </w:r>
           </w:p>
         </w:tc>
@@ -711,7 +711,7 @@
                 <w:i w:val="0"/>
                 <w:sz w:val="20"/>
               </w:rPr>
-              <w:t>Raony Chagas</w:t>
+              <w:t>Henry Komatsu</w:t>
             </w:r>
           </w:p>
         </w:tc>
@@ -737,7 +737,7 @@
                 <w:i w:val="0"/>
                 <w:sz w:val="20"/>
               </w:rPr>
-              <w:t>Desenvolvedor Sênior</w:t>
+              <w:t>Desenvolvedor</w:t>
             </w:r>
           </w:p>
         </w:tc>
@@ -818,7 +818,7 @@
                 <w:i w:val="0"/>
                 <w:sz w:val="20"/>
               </w:rPr>
-              <w:t>Desenvolvedor (Suporte)</w:t>
+              <w:t>Desenvolvedor</w:t>
             </w:r>
           </w:p>
         </w:tc>
@@ -831,89 +831,6 @@
               <w:left w:w="100" w:type="dxa"/>
               <w:right w:w="100" w:type="dxa"/>
             </w:tcMar>
-          </w:tcPr>
-          <w:p>
-            <w:pPr>
-              <w:spacing w:before="40" w:after="40"/>
-            </w:pPr>
-            <w:r>
-              <w:rPr>
-                <w:rFonts w:ascii="Calibri" w:hAnsi="Calibri"/>
-                <w:b w:val="0"/>
-                <w:i w:val="0"/>
-                <w:sz w:val="20"/>
-              </w:rPr>
-              <w:t>Timeware</w:t>
-            </w:r>
-          </w:p>
-        </w:tc>
-      </w:tr>
-      <w:tr>
-        <w:trPr>
-          <w:cantSplit w:val="1"/>
-        </w:trPr>
-        <w:tc>
-          <w:tcPr>
-            <w:tcW w:type="dxa" w:w="2967"/>
-            <w:tcMar>
-              <w:top w:w="60" w:type="dxa"/>
-              <w:bottom w:w="60" w:type="dxa"/>
-              <w:left w:w="100" w:type="dxa"/>
-              <w:right w:w="100" w:type="dxa"/>
-            </w:tcMar>
-            <w:shd w:val="clear" w:color="auto" w:fill="EBF5FB"/>
-          </w:tcPr>
-          <w:p>
-            <w:pPr>
-              <w:spacing w:before="40" w:after="40"/>
-            </w:pPr>
-            <w:r>
-              <w:rPr>
-                <w:rFonts w:ascii="Calibri" w:hAnsi="Calibri"/>
-                <w:b w:val="0"/>
-                <w:i w:val="0"/>
-                <w:sz w:val="20"/>
-              </w:rPr>
-              <w:t>Lucas Batista</w:t>
-            </w:r>
-          </w:p>
-        </w:tc>
-        <w:tc>
-          <w:tcPr>
-            <w:tcW w:type="dxa" w:w="2967"/>
-            <w:tcMar>
-              <w:top w:w="60" w:type="dxa"/>
-              <w:bottom w:w="60" w:type="dxa"/>
-              <w:left w:w="100" w:type="dxa"/>
-              <w:right w:w="100" w:type="dxa"/>
-            </w:tcMar>
-            <w:shd w:val="clear" w:color="auto" w:fill="EBF5FB"/>
-          </w:tcPr>
-          <w:p>
-            <w:pPr>
-              <w:spacing w:before="40" w:after="40"/>
-            </w:pPr>
-            <w:r>
-              <w:rPr>
-                <w:rFonts w:ascii="Calibri" w:hAnsi="Calibri"/>
-                <w:b w:val="0"/>
-                <w:i w:val="0"/>
-                <w:sz w:val="20"/>
-              </w:rPr>
-              <w:t>Infraestrutura / DevOps</w:t>
-            </w:r>
-          </w:p>
-        </w:tc>
-        <w:tc>
-          <w:tcPr>
-            <w:tcW w:type="dxa" w:w="2967"/>
-            <w:tcMar>
-              <w:top w:w="60" w:type="dxa"/>
-              <w:bottom w:w="60" w:type="dxa"/>
-              <w:left w:w="100" w:type="dxa"/>
-              <w:right w:w="100" w:type="dxa"/>
-            </w:tcMar>
-            <w:shd w:val="clear" w:color="auto" w:fill="EBF5FB"/>
           </w:tcPr>
           <w:p>
             <w:pPr>
@@ -1583,7 +1500,7 @@
                 <w:i w:val="0"/>
                 <w:sz w:val="20"/>
               </w:rPr>
-              <w:t>Raony Chagas</w:t>
+              <w:t>Henry Komatsu</w:t>
             </w:r>
           </w:p>
         </w:tc>
@@ -1869,7 +1786,7 @@
                 <w:i w:val="0"/>
                 <w:sz w:val="20"/>
               </w:rPr>
-              <w:t>Raony Chagas</w:t>
+              <w:t>Henry Komatsu</w:t>
             </w:r>
           </w:p>
         </w:tc>
@@ -1950,7 +1867,7 @@
                 <w:i w:val="0"/>
                 <w:sz w:val="20"/>
               </w:rPr>
-              <w:t>Raony Chagas / Allan Alves</w:t>
+              <w:t>Henry Komatsu / Allan Alves</w:t>
             </w:r>
           </w:p>
         </w:tc>
@@ -2032,7 +1949,7 @@
                 <w:i w:val="0"/>
                 <w:sz w:val="20"/>
               </w:rPr>
-              <w:t>Caroline Sousa</w:t>
+              <w:t>Jonathan Alves</w:t>
             </w:r>
           </w:p>
         </w:tc>
@@ -2113,7 +2030,7 @@
                 <w:i w:val="0"/>
                 <w:sz w:val="20"/>
               </w:rPr>
-              <w:t>Lucas Batista</w:t>
+              <w:t>Cezar Hiraki</w:t>
             </w:r>
           </w:p>
         </w:tc>
@@ -2524,7 +2441,219 @@
                 <w:i w:val="0"/>
                 <w:sz w:val="20"/>
               </w:rPr>
-              <w:t>Correção de consistência: D04 registrada como necessidade confirmada em 23/04, com formalização na Fase 3 (GDE), eliminando conflito de data; padronização do nome.</w:t>
+              <w:t>Atualização dos participantes e responsáveis pelas ações: Henry Komatsu substituiu Raony Chagas, Cezar Hiraki substituiu Lucas Batista, Jonathan Alves substituiu Caroline Sousa nas ações de preparação de testes.</w:t>
+            </w:r>
+          </w:p>
+        </w:tc>
+      </w:tr>
+      <w:tr>
+        <w:trPr>
+          <w:cantSplit w:val="1"/>
+        </w:trPr>
+        <w:tc>
+          <w:tcPr>
+            <w:tcW w:type="dxa" w:w="2225"/>
+            <w:tcMar>
+              <w:top w:w="60" w:type="dxa"/>
+              <w:bottom w:w="60" w:type="dxa"/>
+              <w:left w:w="100" w:type="dxa"/>
+              <w:right w:w="100" w:type="dxa"/>
+            </w:tcMar>
+            <w:shd w:val="clear" w:color="auto" w:fill="F0F4F8"/>
+          </w:tcPr>
+          <w:p>
+            <w:pPr>
+              <w:spacing w:before="40" w:after="40"/>
+            </w:pPr>
+            <w:r>
+              <w:rPr>
+                <w:rFonts w:ascii="Calibri" w:hAnsi="Calibri"/>
+                <w:b/>
+                <w:i w:val="0"/>
+                <w:sz w:val="20"/>
+              </w:rPr>
+              <w:t>1.2</w:t>
+            </w:r>
+          </w:p>
+        </w:tc>
+        <w:tc>
+          <w:tcPr>
+            <w:tcW w:type="dxa" w:w="2225"/>
+            <w:tcMar>
+              <w:top w:w="60" w:type="dxa"/>
+              <w:bottom w:w="60" w:type="dxa"/>
+              <w:left w:w="100" w:type="dxa"/>
+              <w:right w:w="100" w:type="dxa"/>
+            </w:tcMar>
+          </w:tcPr>
+          <w:p>
+            <w:pPr>
+              <w:spacing w:before="40" w:after="40"/>
+            </w:pPr>
+            <w:r>
+              <w:rPr>
+                <w:rFonts w:ascii="Calibri" w:hAnsi="Calibri"/>
+                <w:b w:val="0"/>
+                <w:i w:val="0"/>
+                <w:sz w:val="20"/>
+              </w:rPr>
+              <w:t>15/06/2026</w:t>
+            </w:r>
+          </w:p>
+        </w:tc>
+        <w:tc>
+          <w:tcPr>
+            <w:tcW w:type="dxa" w:w="2225"/>
+            <w:tcMar>
+              <w:top w:w="60" w:type="dxa"/>
+              <w:bottom w:w="60" w:type="dxa"/>
+              <w:left w:w="100" w:type="dxa"/>
+              <w:right w:w="100" w:type="dxa"/>
+            </w:tcMar>
+          </w:tcPr>
+          <w:p>
+            <w:pPr>
+              <w:spacing w:before="40" w:after="40"/>
+            </w:pPr>
+            <w:r>
+              <w:rPr>
+                <w:rFonts w:ascii="Calibri" w:hAnsi="Calibri"/>
+                <w:b w:val="0"/>
+                <w:i w:val="0"/>
+                <w:sz w:val="20"/>
+              </w:rPr>
+              <w:t>Time de Melhoria Contínua</w:t>
+            </w:r>
+          </w:p>
+        </w:tc>
+        <w:tc>
+          <w:tcPr>
+            <w:tcW w:type="dxa" w:w="2225"/>
+            <w:tcMar>
+              <w:top w:w="60" w:type="dxa"/>
+              <w:bottom w:w="60" w:type="dxa"/>
+              <w:left w:w="100" w:type="dxa"/>
+              <w:right w:w="100" w:type="dxa"/>
+            </w:tcMar>
+          </w:tcPr>
+          <w:p>
+            <w:pPr>
+              <w:spacing w:before="40" w:after="40"/>
+            </w:pPr>
+            <w:r>
+              <w:rPr>
+                <w:rFonts w:ascii="Calibri" w:hAnsi="Calibri"/>
+                <w:b w:val="0"/>
+                <w:i w:val="0"/>
+                <w:sz w:val="20"/>
+              </w:rPr>
+              <w:t>Papel de Cezar Hiraki atualizado para Tech Lead / DevOps / Arquiteto na tabela de participantes; Jonathan Alves (QA) corrigido de grafia anterior.</w:t>
+            </w:r>
+          </w:p>
+        </w:tc>
+      </w:tr>
+      <w:tr>
+        <w:trPr>
+          <w:cantSplit w:val="1"/>
+        </w:trPr>
+        <w:tc>
+          <w:tcPr>
+            <w:tcW w:type="dxa" w:w="2225"/>
+            <w:tcMar>
+              <w:top w:w="60" w:type="dxa"/>
+              <w:bottom w:w="60" w:type="dxa"/>
+              <w:left w:w="100" w:type="dxa"/>
+              <w:right w:w="100" w:type="dxa"/>
+            </w:tcMar>
+            <w:shd w:val="clear" w:color="auto" w:fill="F0F4F8"/>
+          </w:tcPr>
+          <w:p>
+            <w:pPr>
+              <w:spacing w:before="40" w:after="40"/>
+            </w:pPr>
+            <w:r>
+              <w:rPr>
+                <w:rFonts w:ascii="Calibri" w:hAnsi="Calibri"/>
+                <w:b/>
+                <w:i w:val="0"/>
+                <w:sz w:val="20"/>
+              </w:rPr>
+              <w:t>1.3</w:t>
+            </w:r>
+          </w:p>
+        </w:tc>
+        <w:tc>
+          <w:tcPr>
+            <w:tcW w:type="dxa" w:w="2225"/>
+            <w:tcMar>
+              <w:top w:w="60" w:type="dxa"/>
+              <w:bottom w:w="60" w:type="dxa"/>
+              <w:left w:w="100" w:type="dxa"/>
+              <w:right w:w="100" w:type="dxa"/>
+            </w:tcMar>
+          </w:tcPr>
+          <w:p>
+            <w:pPr>
+              <w:spacing w:before="40" w:after="40"/>
+            </w:pPr>
+            <w:r>
+              <w:rPr>
+                <w:rFonts w:ascii="Calibri" w:hAnsi="Calibri"/>
+                <w:b w:val="0"/>
+                <w:i w:val="0"/>
+                <w:sz w:val="20"/>
+              </w:rPr>
+              <w:t>16/06/2026</w:t>
+            </w:r>
+          </w:p>
+        </w:tc>
+        <w:tc>
+          <w:tcPr>
+            <w:tcW w:type="dxa" w:w="2225"/>
+            <w:tcMar>
+              <w:top w:w="60" w:type="dxa"/>
+              <w:bottom w:w="60" w:type="dxa"/>
+              <w:left w:w="100" w:type="dxa"/>
+              <w:right w:w="100" w:type="dxa"/>
+            </w:tcMar>
+          </w:tcPr>
+          <w:p>
+            <w:pPr>
+              <w:spacing w:before="40" w:after="40"/>
+            </w:pPr>
+            <w:r>
+              <w:rPr>
+                <w:rFonts w:ascii="Calibri" w:hAnsi="Calibri"/>
+                <w:b w:val="0"/>
+                <w:i w:val="0"/>
+                <w:sz w:val="20"/>
+              </w:rPr>
+              <w:t>Time de Melhoria Contínua</w:t>
+            </w:r>
+          </w:p>
+        </w:tc>
+        <w:tc>
+          <w:tcPr>
+            <w:tcW w:type="dxa" w:w="2225"/>
+            <w:tcMar>
+              <w:top w:w="60" w:type="dxa"/>
+              <w:bottom w:w="60" w:type="dxa"/>
+              <w:left w:w="100" w:type="dxa"/>
+              <w:right w:w="100" w:type="dxa"/>
+            </w:tcMar>
+          </w:tcPr>
+          <w:p>
+            <w:pPr>
+              <w:spacing w:before="40" w:after="40"/>
+            </w:pPr>
+            <w:r>
+              <w:rPr>
+                <w:rFonts w:ascii="Calibri" w:hAnsi="Calibri"/>
+                <w:b w:val="0"/>
+                <w:i w:val="0"/>
+                <w:sz w:val="20"/>
+              </w:rPr>
+              <w:t>Reconciliação: nome padronizado (AASP_Automacao-Governanca); sobrenomes (Henry Komatsu, Felipe Siqueira, Jonathan Alves); D04 como necessidade confirmada em 23/04 (formalização na Fase 3).</w:t>
             </w:r>
           </w:p>
         </w:tc>
